--- a/Fase 2/Evidencias Proyecto/DAS-Documento Arquitectura Sistema.docx
+++ b/Fase 2/Evidencias Proyecto/DAS-Documento Arquitectura Sistema.docx
@@ -1715,8 +1715,6 @@
             <w:r>
               <w:t>30</w:t>
             </w:r>
-            <w:bookmarkStart w:id="7" w:name="_GoBack"/>
-            <w:bookmarkEnd w:id="7"/>
             <w:r>
               <w:t>-01-2026</w:t>
             </w:r>
@@ -1898,15 +1896,15 @@
           <w:szCs w:val="28"/>
         </w:rPr>
       </w:pPr>
-      <w:bookmarkStart w:id="8" w:name="_heading=h.1fob9te" w:colFirst="0" w:colLast="0"/>
+      <w:bookmarkStart w:id="7" w:name="_heading=h.1fob9te" w:colFirst="0" w:colLast="0"/>
+      <w:bookmarkEnd w:id="7"/>
+    </w:p>
+    <w:p>
+      <w:pPr>
+        <w:pStyle w:val="Ttulo1"/>
+      </w:pPr>
+      <w:bookmarkStart w:id="8" w:name="_heading=h.3znysh7" w:colFirst="0" w:colLast="0"/>
       <w:bookmarkEnd w:id="8"/>
-    </w:p>
-    <w:p>
-      <w:pPr>
-        <w:pStyle w:val="Ttulo1"/>
-      </w:pPr>
-      <w:bookmarkStart w:id="9" w:name="_heading=h.3znysh7" w:colFirst="0" w:colLast="0"/>
-      <w:bookmarkEnd w:id="9"/>
       <w:proofErr w:type="spellStart"/>
       <w:r>
         <w:t>Índice</w:t>
@@ -2031,8 +2029,8 @@
       <w:pPr>
         <w:pStyle w:val="Ttulo1"/>
       </w:pPr>
-      <w:bookmarkStart w:id="10" w:name="_heading=h.2s8eyo1" w:colFirst="0" w:colLast="0"/>
-      <w:bookmarkEnd w:id="10"/>
+      <w:bookmarkStart w:id="9" w:name="_heading=h.2s8eyo1" w:colFirst="0" w:colLast="0"/>
+      <w:bookmarkEnd w:id="9"/>
       <w:proofErr w:type="spellStart"/>
       <w:r>
         <w:t>I</w:t>
@@ -2131,8 +2129,8 @@
           <w:szCs w:val="28"/>
         </w:rPr>
       </w:pPr>
-      <w:bookmarkStart w:id="11" w:name="_heading=h.zet794er9cuo" w:colFirst="0" w:colLast="0"/>
-      <w:bookmarkEnd w:id="11"/>
+      <w:bookmarkStart w:id="10" w:name="_heading=h.zet794er9cuo" w:colFirst="0" w:colLast="0"/>
+      <w:bookmarkEnd w:id="10"/>
       <w:proofErr w:type="spellStart"/>
       <w:r>
         <w:rPr>
@@ -2348,8 +2346,8 @@
           <w:szCs w:val="28"/>
         </w:rPr>
       </w:pPr>
-      <w:bookmarkStart w:id="12" w:name="_heading=h.3rdcrjn" w:colFirst="0" w:colLast="0"/>
-      <w:bookmarkEnd w:id="12"/>
+      <w:bookmarkStart w:id="11" w:name="_heading=h.3rdcrjn" w:colFirst="0" w:colLast="0"/>
+      <w:bookmarkEnd w:id="11"/>
       <w:proofErr w:type="spellStart"/>
       <w:r>
         <w:rPr>
@@ -2520,8 +2518,8 @@
           <w:szCs w:val="28"/>
         </w:rPr>
       </w:pPr>
-      <w:bookmarkStart w:id="13" w:name="_heading=h.26in1rg" w:colFirst="0" w:colLast="0"/>
-      <w:bookmarkEnd w:id="13"/>
+      <w:bookmarkStart w:id="12" w:name="_heading=h.26in1rg" w:colFirst="0" w:colLast="0"/>
+      <w:bookmarkEnd w:id="12"/>
       <w:proofErr w:type="spellStart"/>
       <w:r>
         <w:rPr>
@@ -2852,8 +2850,8 @@
           <w:lang w:val="es-CL"/>
         </w:rPr>
       </w:pPr>
-      <w:bookmarkStart w:id="14" w:name="_heading=h.lnxbz9" w:colFirst="0" w:colLast="0"/>
-      <w:bookmarkEnd w:id="14"/>
+      <w:bookmarkStart w:id="13" w:name="_heading=h.lnxbz9" w:colFirst="0" w:colLast="0"/>
+      <w:bookmarkEnd w:id="13"/>
       <w:r>
         <w:rPr>
           <w:lang w:val="es-CL"/>
@@ -3088,8 +3086,8 @@
           <w:szCs w:val="28"/>
         </w:rPr>
       </w:pPr>
-      <w:bookmarkStart w:id="15" w:name="_heading=h.35nkun2" w:colFirst="0" w:colLast="0"/>
-      <w:bookmarkEnd w:id="15"/>
+      <w:bookmarkStart w:id="14" w:name="_heading=h.35nkun2" w:colFirst="0" w:colLast="0"/>
+      <w:bookmarkEnd w:id="14"/>
       <w:proofErr w:type="spellStart"/>
       <w:r>
         <w:rPr>
@@ -3631,8 +3629,8 @@
           <w:szCs w:val="28"/>
         </w:rPr>
       </w:pPr>
-      <w:bookmarkStart w:id="16" w:name="_heading=h.xh4j8fds8gvf" w:colFirst="0" w:colLast="0"/>
-      <w:bookmarkEnd w:id="16"/>
+      <w:bookmarkStart w:id="15" w:name="_heading=h.xh4j8fds8gvf" w:colFirst="0" w:colLast="0"/>
+      <w:bookmarkEnd w:id="15"/>
       <w:proofErr w:type="spellStart"/>
       <w:r>
         <w:rPr>
@@ -3838,6 +3836,51 @@
         </w:rPr>
         <w:t>.</w:t>
       </w:r>
+    </w:p>
+    <w:p>
+      <w:pPr>
+        <w:rPr>
+          <w:lang w:val="es-CL"/>
+        </w:rPr>
+      </w:pPr>
+    </w:p>
+    <w:p>
+      <w:pPr>
+        <w:rPr>
+          <w:lang w:val="es-CL"/>
+        </w:rPr>
+      </w:pPr>
+    </w:p>
+    <w:p>
+      <w:pPr>
+        <w:rPr>
+          <w:b/>
+          <w:sz w:val="28"/>
+          <w:szCs w:val="28"/>
+          <w:lang w:val="es-CL"/>
+        </w:rPr>
+      </w:pPr>
+      <w:r>
+        <w:rPr>
+          <w:b/>
+          <w:sz w:val="28"/>
+          <w:szCs w:val="28"/>
+          <w:lang w:val="es-CL"/>
+        </w:rPr>
+        <w:lastRenderedPageBreak/>
+        <w:t>Diagramas adjuntos como imagen en carpeta</w:t>
+      </w:r>
+      <w:r>
+        <w:rPr>
+          <w:b/>
+          <w:sz w:val="28"/>
+          <w:szCs w:val="28"/>
+          <w:lang w:val="es-CL"/>
+        </w:rPr>
+        <w:t>.</w:t>
+      </w:r>
+      <w:bookmarkStart w:id="16" w:name="_GoBack"/>
+      <w:bookmarkEnd w:id="16"/>
     </w:p>
     <w:sectPr>
       <w:headerReference w:type="default" r:id="rId8"/>
@@ -3949,7 +3992,7 @@
             </wp:anchor>
           </w:drawing>
         </mc:Choice>
-        <mc:Fallback xmlns:sl="http://schemas.openxmlformats.org/schemaLibrary/2006/main" xmlns:a="http://schemas.openxmlformats.org/drawingml/2006/main" xmlns:pic="http://schemas.openxmlformats.org/drawingml/2006/picture" xmlns:c="http://schemas.openxmlformats.org/drawingml/2006/chart" xmlns:lc="http://schemas.openxmlformats.org/drawingml/2006/lockedCanvas" xmlns:dgm="http://schemas.openxmlformats.org/drawingml/2006/diagram">
+        <mc:Fallback xmlns:dgm="http://schemas.openxmlformats.org/drawingml/2006/diagram" xmlns:lc="http://schemas.openxmlformats.org/drawingml/2006/lockedCanvas" xmlns:c="http://schemas.openxmlformats.org/drawingml/2006/chart" xmlns:pic="http://schemas.openxmlformats.org/drawingml/2006/picture" xmlns:a="http://schemas.openxmlformats.org/drawingml/2006/main" xmlns:sl="http://schemas.openxmlformats.org/schemaLibrary/2006/main">
           <w:drawing>
             <wp:anchor allowOverlap="1" behindDoc="0" distB="0" distT="0" distL="114300" distR="114300" hidden="0" layoutInCell="1" locked="0" relativeHeight="0" simplePos="0">
               <wp:simplePos x="0" y="0"/>
@@ -4072,7 +4115,7 @@
         <w:sz w:val="16"/>
         <w:szCs w:val="16"/>
       </w:rPr>
-      <w:t>6</w:t>
+      <w:t>7</w:t>
     </w:r>
     <w:r>
       <w:rPr>
